--- a/case-files/bernecky/MOTION-v2-usercaption.docx
+++ b/case-files/bernecky/MOTION-v2-usercaption.docx
@@ -3821,7 +3821,7 @@
           <w:rFonts w:ascii="Times New Roman" w:eastAsia="Times New Roman" w:hAnsi="Times New Roman" w:cs="Times New Roman"/>
           <w:color w:val="000000"/>
         </w:rPr>
-        <w:t xml:space="preserve"> “to the county court and to the parties involved in the determination of the defendant’s final classification level” </w:t>
+        <w:t xml:space="preserve"> “to the county court and to the parties involved in the determination of the defendant’s final classification level.” </w:t>
       </w:r>
       <w:r>
         <w:rPr>
